--- a/documents/포트폴리오/2017180030 이종민 (이력서).docx
+++ b/documents/포트폴리오/2017180030 이종민 (이력서).docx
@@ -263,10 +263,10 @@
                 <w:szCs w:val="18"/>
               </w:rPr>
               <w:drawing>
-                <wp:inline distT="0" distB="0" distL="0" distR="0" wp14:anchorId="62FB95AB" wp14:editId="4DABD199">
-                  <wp:extent cx="1075690" cy="1436400"/>
-                  <wp:effectExtent l="12700" t="12700" r="16510" b="11430"/>
-                  <wp:docPr id="315330769" name="그림 1" descr="사람, 넥타이, 인간의 얼굴, 의류이(가) 표시된 사진&#10;&#10;AI 생성 콘텐츠는 정확하지 않을 수 있습니다."/>
+                <wp:inline distT="0" distB="0" distL="0" distR="0" wp14:anchorId="62FB95AB" wp14:editId="14E6F637">
+                  <wp:extent cx="1048183" cy="1436400"/>
+                  <wp:effectExtent l="12700" t="12700" r="19050" b="11430"/>
+                  <wp:docPr id="315330769" name="그림 1"/>
                   <wp:cNvGraphicFramePr>
                     <a:graphicFrameLocks xmlns:a="http://schemas.openxmlformats.org/drawingml/2006/main" noChangeAspect="1"/>
                   </wp:cNvGraphicFramePr>
@@ -274,11 +274,12 @@
                     <a:graphicData uri="http://schemas.openxmlformats.org/drawingml/2006/picture">
                       <pic:pic xmlns:pic="http://schemas.openxmlformats.org/drawingml/2006/picture">
                         <pic:nvPicPr>
-                          <pic:cNvPr id="315330769" name="그림 1" descr="사람, 넥타이, 인간의 얼굴, 의류이(가) 표시된 사진&#10;&#10;AI 생성 콘텐츠는 정확하지 않을 수 있습니다."/>
+                          <pic:cNvPr id="315330769" name="그림 1"/>
                           <pic:cNvPicPr/>
                         </pic:nvPicPr>
-                        <pic:blipFill>
+                        <pic:blipFill rotWithShape="1">
                           <a:blip r:embed="rId8"/>
+                          <a:srcRect l="23680" t="3421" r="23751" b="44009"/>
                           <a:stretch>
                             <a:fillRect/>
                           </a:stretch>
@@ -286,7 +287,7 @@
                         <pic:spPr>
                           <a:xfrm>
                             <a:off x="0" y="0"/>
-                            <a:ext cx="1075690" cy="1436400"/>
+                            <a:ext cx="1048183" cy="1436400"/>
                           </a:xfrm>
                           <a:prstGeom prst="rect">
                             <a:avLst/>

--- a/documents/포트폴리오/2017180030 이종민 (이력서).docx
+++ b/documents/포트폴리오/2017180030 이종민 (이력서).docx
@@ -68,6 +68,7 @@
     <w:p>
       <w:pPr>
         <w:spacing w:after="0"/>
+        <w:ind w:right="160"/>
         <w:jc w:val="right"/>
         <w:rPr>
           <w:rFonts w:hAnsiTheme="minorEastAsia" w:cs="맑은 고딕"/>
@@ -76,135 +77,6 @@
           <w:szCs w:val="16"/>
         </w:rPr>
       </w:pPr>
-    </w:p>
-    <w:p>
-      <w:pPr>
-        <w:spacing w:after="0"/>
-        <w:jc w:val="right"/>
-        <w:rPr>
-          <w:rFonts w:hAnsiTheme="minorEastAsia" w:cs="맑은 고딕"/>
-          <w:color w:val="A6A6A6" w:themeColor="background1" w:themeShade="A6"/>
-          <w:sz w:val="16"/>
-          <w:szCs w:val="16"/>
-        </w:rPr>
-      </w:pPr>
-      <w:r>
-        <w:rPr>
-          <w:rFonts w:hAnsiTheme="minorEastAsia" w:cs="맑은 고딕" w:hint="eastAsia"/>
-          <w:color w:val="A6A6A6" w:themeColor="background1" w:themeShade="A6"/>
-          <w:sz w:val="16"/>
-          <w:szCs w:val="16"/>
-        </w:rPr>
-        <w:t>아래에</w:t>
-      </w:r>
-      <w:r>
-        <w:rPr>
-          <w:rFonts w:hAnsiTheme="minorEastAsia" w:cs="맑은 고딕"/>
-          <w:color w:val="A6A6A6" w:themeColor="background1" w:themeShade="A6"/>
-          <w:sz w:val="16"/>
-          <w:szCs w:val="16"/>
-        </w:rPr>
-        <w:t xml:space="preserve"> </w:t>
-      </w:r>
-      <w:r>
-        <w:rPr>
-          <w:rFonts w:hAnsiTheme="minorEastAsia" w:cs="맑은 고딕" w:hint="eastAsia"/>
-          <w:color w:val="A6A6A6" w:themeColor="background1" w:themeShade="A6"/>
-          <w:sz w:val="16"/>
-          <w:szCs w:val="16"/>
-        </w:rPr>
-        <w:t>기재된</w:t>
-      </w:r>
-      <w:r>
-        <w:rPr>
-          <w:rFonts w:hAnsiTheme="minorEastAsia" w:cs="맑은 고딕"/>
-          <w:color w:val="A6A6A6" w:themeColor="background1" w:themeShade="A6"/>
-          <w:sz w:val="16"/>
-          <w:szCs w:val="16"/>
-        </w:rPr>
-        <w:t xml:space="preserve"> </w:t>
-      </w:r>
-      <w:r>
-        <w:rPr>
-          <w:rFonts w:hAnsiTheme="minorEastAsia" w:cs="맑은 고딕" w:hint="eastAsia"/>
-          <w:color w:val="A6A6A6" w:themeColor="background1" w:themeShade="A6"/>
-          <w:sz w:val="16"/>
-          <w:szCs w:val="16"/>
-        </w:rPr>
-        <w:t>사항은</w:t>
-      </w:r>
-      <w:r>
-        <w:rPr>
-          <w:rFonts w:hAnsiTheme="minorEastAsia" w:cs="맑은 고딕"/>
-          <w:color w:val="A6A6A6" w:themeColor="background1" w:themeShade="A6"/>
-          <w:sz w:val="16"/>
-          <w:szCs w:val="16"/>
-        </w:rPr>
-        <w:t xml:space="preserve"> </w:t>
-      </w:r>
-      <w:r>
-        <w:rPr>
-          <w:rFonts w:hAnsiTheme="minorEastAsia" w:cs="맑은 고딕" w:hint="eastAsia"/>
-          <w:color w:val="A6A6A6" w:themeColor="background1" w:themeShade="A6"/>
-          <w:sz w:val="16"/>
-          <w:szCs w:val="16"/>
-        </w:rPr>
-        <w:t>사실과</w:t>
-      </w:r>
-      <w:r>
-        <w:rPr>
-          <w:rFonts w:hAnsiTheme="minorEastAsia" w:cs="맑은 고딕"/>
-          <w:color w:val="A6A6A6" w:themeColor="background1" w:themeShade="A6"/>
-          <w:sz w:val="16"/>
-          <w:szCs w:val="16"/>
-        </w:rPr>
-        <w:t xml:space="preserve"> </w:t>
-      </w:r>
-      <w:r>
-        <w:rPr>
-          <w:rFonts w:hAnsiTheme="minorEastAsia" w:cs="맑은 고딕" w:hint="eastAsia"/>
-          <w:color w:val="A6A6A6" w:themeColor="background1" w:themeShade="A6"/>
-          <w:sz w:val="16"/>
-          <w:szCs w:val="16"/>
-        </w:rPr>
-        <w:t>다름</w:t>
-      </w:r>
-      <w:r>
-        <w:rPr>
-          <w:rFonts w:hAnsiTheme="minorEastAsia" w:cs="맑은 고딕" w:hint="eastAsia"/>
-          <w:color w:val="A6A6A6" w:themeColor="background1" w:themeShade="A6"/>
-          <w:sz w:val="16"/>
-          <w:szCs w:val="16"/>
-        </w:rPr>
-        <w:t>이</w:t>
-      </w:r>
-      <w:r>
-        <w:rPr>
-          <w:rFonts w:hAnsiTheme="minorEastAsia" w:cs="맑은 고딕"/>
-          <w:color w:val="A6A6A6" w:themeColor="background1" w:themeShade="A6"/>
-          <w:sz w:val="16"/>
-          <w:szCs w:val="16"/>
-        </w:rPr>
-        <w:t xml:space="preserve"> </w:t>
-      </w:r>
-      <w:r>
-        <w:rPr>
-          <w:rFonts w:hAnsiTheme="minorEastAsia" w:cs="맑은 고딕" w:hint="eastAsia"/>
-          <w:color w:val="A6A6A6" w:themeColor="background1" w:themeShade="A6"/>
-          <w:sz w:val="16"/>
-          <w:szCs w:val="16"/>
-        </w:rPr>
-        <w:t>없습니다</w:t>
-      </w:r>
-      <w:r>
-        <w:rPr>
-          <w:rFonts w:hAnsiTheme="minorEastAsia" w:cs="맑은 고딕"/>
-          <w:color w:val="A6A6A6" w:themeColor="background1" w:themeShade="A6"/>
-          <w:sz w:val="16"/>
-          <w:szCs w:val="16"/>
-        </w:rPr>
-        <w:t>.</w:t>
-      </w:r>
     </w:p>
     <w:tbl>
       <w:tblPr>
@@ -2590,559 +2462,6 @@
     <w:p>
       <w:pPr>
         <w:spacing w:after="0"/>
-        <w:rPr>
-          <w:sz w:val="18"/>
-          <w:szCs w:val="21"/>
-        </w:rPr>
-      </w:pPr>
-    </w:p>
-    <w:tbl>
-      <w:tblPr>
-        <w:tblStyle w:val="a3"/>
-        <w:tblW w:w="5000" w:type="pct"/>
-        <w:tblBorders>
-          <w:top w:val="none" w:sz="4" w:space="0" w:color="000000" w:themeColor="text1"/>
-          <w:left w:val="none" w:sz="4" w:space="0" w:color="000000" w:themeColor="text1"/>
-          <w:bottom w:val="none" w:sz="4" w:space="0" w:color="000000" w:themeColor="text1"/>
-          <w:right w:val="none" w:sz="4" w:space="0" w:color="000000" w:themeColor="text1"/>
-          <w:insideH w:val="none" w:sz="4" w:space="0" w:color="000000" w:themeColor="text1"/>
-          <w:insideV w:val="none" w:sz="4" w:space="0" w:color="000000" w:themeColor="text1"/>
-        </w:tblBorders>
-        <w:tblLook w:val="04A0" w:firstRow="1" w:lastRow="0" w:firstColumn="1" w:lastColumn="0" w:noHBand="0" w:noVBand="1"/>
-      </w:tblPr>
-      <w:tblGrid>
-        <w:gridCol w:w="2976"/>
-        <w:gridCol w:w="1900"/>
-        <w:gridCol w:w="2922"/>
-        <w:gridCol w:w="1954"/>
-      </w:tblGrid>
-      <w:tr>
-        <w:trPr>
-          <w:trHeight w:val="300"/>
-        </w:trPr>
-        <w:tc>
-          <w:tcPr>
-            <w:tcW w:w="5000" w:type="pct"/>
-            <w:gridSpan w:val="4"/>
-            <w:tcBorders>
-              <w:top w:val="none" w:sz="12" w:space="0" w:color="000000" w:themeColor="text1"/>
-              <w:bottom w:val="single" w:sz="2" w:space="0" w:color="000000" w:themeColor="text1"/>
-            </w:tcBorders>
-            <w:vAlign w:val="center"/>
-          </w:tcPr>
-          <w:p>
-            <w:pPr>
-              <w:jc w:val="left"/>
-              <w:rPr>
-                <w:rFonts w:asciiTheme="minorHAnsi"/>
-                <w:b/>
-                <w:bCs/>
-                <w:szCs w:val="18"/>
-              </w:rPr>
-            </w:pPr>
-            <w:r>
-              <w:rPr>
-                <w:rFonts w:asciiTheme="minorHAnsi" w:hint="eastAsia"/>
-                <w:b/>
-                <w:bCs/>
-                <w:szCs w:val="18"/>
-              </w:rPr>
-              <w:t>컴퓨터활용능력</w:t>
-            </w:r>
-          </w:p>
-        </w:tc>
-      </w:tr>
-      <w:tr>
-        <w:trPr>
-          <w:trHeight w:val="397"/>
-        </w:trPr>
-        <w:tc>
-          <w:tcPr>
-            <w:tcW w:w="1526" w:type="pct"/>
-            <w:tcBorders>
-              <w:top w:val="single" w:sz="2" w:space="0" w:color="000000" w:themeColor="text1"/>
-              <w:bottom w:val="dotted" w:sz="2" w:space="0" w:color="000000" w:themeColor="text1"/>
-              <w:right w:val="dotted" w:sz="2" w:space="0" w:color="000000" w:themeColor="text1"/>
-            </w:tcBorders>
-            <w:shd w:val="clear" w:color="auto" w:fill="D9E2F3" w:themeFill="accent1" w:themeFillTint="33"/>
-            <w:vAlign w:val="center"/>
-          </w:tcPr>
-          <w:p>
-            <w:pPr>
-              <w:jc w:val="center"/>
-              <w:rPr>
-                <w:rFonts w:asciiTheme="minorHAnsi"/>
-                <w:b/>
-                <w:bCs/>
-                <w:sz w:val="18"/>
-                <w:szCs w:val="18"/>
-              </w:rPr>
-            </w:pPr>
-            <w:r>
-              <w:rPr>
-                <w:rFonts w:asciiTheme="minorHAnsi" w:hint="eastAsia"/>
-                <w:b/>
-                <w:bCs/>
-                <w:sz w:val="18"/>
-                <w:szCs w:val="18"/>
-              </w:rPr>
-              <w:t xml:space="preserve">사용가능 </w:t>
-            </w:r>
-            <w:r>
-              <w:rPr>
-                <w:rFonts w:asciiTheme="minorHAnsi"/>
-                <w:b/>
-                <w:bCs/>
-                <w:sz w:val="18"/>
-                <w:szCs w:val="18"/>
-              </w:rPr>
-              <w:t xml:space="preserve">S/W </w:t>
-            </w:r>
-            <w:r>
-              <w:rPr>
-                <w:rFonts w:asciiTheme="minorHAnsi" w:hint="eastAsia"/>
-                <w:b/>
-                <w:bCs/>
-                <w:sz w:val="18"/>
-                <w:szCs w:val="18"/>
-              </w:rPr>
-              <w:t>및 언어</w:t>
-            </w:r>
-          </w:p>
-        </w:tc>
-        <w:tc>
-          <w:tcPr>
-            <w:tcW w:w="974" w:type="pct"/>
-            <w:tcBorders>
-              <w:top w:val="single" w:sz="4" w:space="0" w:color="auto"/>
-              <w:left w:val="dotted" w:sz="2" w:space="0" w:color="000000" w:themeColor="text1"/>
-              <w:bottom w:val="dotted" w:sz="2" w:space="0" w:color="000000" w:themeColor="text1"/>
-              <w:right w:val="dotted" w:sz="2" w:space="0" w:color="000000" w:themeColor="text1"/>
-            </w:tcBorders>
-            <w:shd w:val="clear" w:color="auto" w:fill="D9E2F3" w:themeFill="accent1" w:themeFillTint="33"/>
-            <w:vAlign w:val="center"/>
-          </w:tcPr>
-          <w:p>
-            <w:pPr>
-              <w:jc w:val="center"/>
-              <w:rPr>
-                <w:rFonts w:asciiTheme="minorHAnsi"/>
-                <w:b/>
-                <w:bCs/>
-                <w:sz w:val="18"/>
-                <w:szCs w:val="18"/>
-              </w:rPr>
-            </w:pPr>
-            <w:r>
-              <w:rPr>
-                <w:rFonts w:asciiTheme="minorHAnsi" w:hint="eastAsia"/>
-                <w:b/>
-                <w:bCs/>
-                <w:sz w:val="18"/>
-                <w:szCs w:val="18"/>
-              </w:rPr>
-              <w:t>사용수준(상/중/하)</w:t>
-            </w:r>
-          </w:p>
-        </w:tc>
-        <w:tc>
-          <w:tcPr>
-            <w:tcW w:w="2500" w:type="pct"/>
-            <w:gridSpan w:val="2"/>
-            <w:tcBorders>
-              <w:top w:val="single" w:sz="4" w:space="0" w:color="auto"/>
-              <w:left w:val="dotted" w:sz="2" w:space="0" w:color="000000" w:themeColor="text1"/>
-              <w:bottom w:val="dotted" w:sz="2" w:space="0" w:color="000000" w:themeColor="text1"/>
-            </w:tcBorders>
-            <w:shd w:val="clear" w:color="auto" w:fill="D9E2F3" w:themeFill="accent1" w:themeFillTint="33"/>
-            <w:vAlign w:val="center"/>
-          </w:tcPr>
-          <w:p>
-            <w:pPr>
-              <w:rPr>
-                <w:rFonts w:asciiTheme="minorHAnsi"/>
-                <w:b/>
-                <w:bCs/>
-                <w:sz w:val="18"/>
-                <w:szCs w:val="18"/>
-              </w:rPr>
-            </w:pPr>
-          </w:p>
-        </w:tc>
-      </w:tr>
-      <w:tr>
-        <w:trPr>
-          <w:trHeight w:val="397"/>
-        </w:trPr>
-        <w:tc>
-          <w:tcPr>
-            <w:tcW w:w="1526" w:type="pct"/>
-            <w:tcBorders>
-              <w:top w:val="dotted" w:sz="2" w:space="0" w:color="000000" w:themeColor="text1"/>
-              <w:bottom w:val="dotted" w:sz="2" w:space="0" w:color="000000" w:themeColor="text1"/>
-              <w:right w:val="dotted" w:sz="2" w:space="0" w:color="000000" w:themeColor="text1"/>
-            </w:tcBorders>
-            <w:vAlign w:val="center"/>
-          </w:tcPr>
-          <w:p>
-            <w:pPr>
-              <w:jc w:val="center"/>
-              <w:rPr>
-                <w:rFonts w:asciiTheme="minorHAnsi"/>
-                <w:sz w:val="18"/>
-                <w:szCs w:val="18"/>
-              </w:rPr>
-            </w:pPr>
-            <w:r>
-              <w:rPr>
-                <w:rFonts w:asciiTheme="minorHAnsi"/>
-                <w:sz w:val="18"/>
-                <w:szCs w:val="18"/>
-              </w:rPr>
-              <w:t>Git</w:t>
-            </w:r>
-          </w:p>
-        </w:tc>
-        <w:tc>
-          <w:tcPr>
-            <w:tcW w:w="974" w:type="pct"/>
-            <w:tcBorders>
-              <w:top w:val="dotted" w:sz="2" w:space="0" w:color="000000" w:themeColor="text1"/>
-              <w:left w:val="dotted" w:sz="2" w:space="0" w:color="000000" w:themeColor="text1"/>
-              <w:bottom w:val="dotted" w:sz="2" w:space="0" w:color="000000" w:themeColor="text1"/>
-              <w:right w:val="dotted" w:sz="2" w:space="0" w:color="000000" w:themeColor="text1"/>
-            </w:tcBorders>
-            <w:vAlign w:val="center"/>
-          </w:tcPr>
-          <w:p>
-            <w:pPr>
-              <w:jc w:val="center"/>
-              <w:rPr>
-                <w:rFonts w:asciiTheme="minorHAnsi"/>
-                <w:sz w:val="18"/>
-                <w:szCs w:val="18"/>
-              </w:rPr>
-            </w:pPr>
-            <w:r>
-              <w:rPr>
-                <w:rFonts w:asciiTheme="minorHAnsi" w:hint="eastAsia"/>
-                <w:sz w:val="18"/>
-                <w:szCs w:val="18"/>
-              </w:rPr>
-              <w:t>중</w:t>
-            </w:r>
-          </w:p>
-        </w:tc>
-        <w:tc>
-          <w:tcPr>
-            <w:tcW w:w="1498" w:type="pct"/>
-            <w:tcBorders>
-              <w:top w:val="dotted" w:sz="2" w:space="0" w:color="000000" w:themeColor="text1"/>
-              <w:left w:val="dotted" w:sz="2" w:space="0" w:color="000000" w:themeColor="text1"/>
-              <w:bottom w:val="dotted" w:sz="2" w:space="0" w:color="000000" w:themeColor="text1"/>
-              <w:right w:val="dotted" w:sz="2" w:space="0" w:color="000000" w:themeColor="text1"/>
-            </w:tcBorders>
-            <w:vAlign w:val="center"/>
-          </w:tcPr>
-          <w:p>
-            <w:pPr>
-              <w:jc w:val="center"/>
-              <w:rPr>
-                <w:rFonts w:asciiTheme="minorHAnsi"/>
-                <w:sz w:val="18"/>
-                <w:szCs w:val="18"/>
-              </w:rPr>
-            </w:pPr>
-            <w:r>
-              <w:rPr>
-                <w:rFonts w:asciiTheme="minorHAnsi"/>
-                <w:sz w:val="18"/>
-                <w:szCs w:val="18"/>
-              </w:rPr>
-              <w:t>Win32</w:t>
-            </w:r>
-          </w:p>
-        </w:tc>
-        <w:tc>
-          <w:tcPr>
-            <w:tcW w:w="1002" w:type="pct"/>
-            <w:tcBorders>
-              <w:top w:val="dotted" w:sz="2" w:space="0" w:color="000000" w:themeColor="text1"/>
-              <w:left w:val="dotted" w:sz="2" w:space="0" w:color="000000" w:themeColor="text1"/>
-              <w:bottom w:val="dotted" w:sz="2" w:space="0" w:color="000000" w:themeColor="text1"/>
-            </w:tcBorders>
-            <w:vAlign w:val="center"/>
-          </w:tcPr>
-          <w:p>
-            <w:pPr>
-              <w:jc w:val="center"/>
-              <w:rPr>
-                <w:rFonts w:asciiTheme="minorHAnsi"/>
-                <w:sz w:val="18"/>
-                <w:szCs w:val="18"/>
-              </w:rPr>
-            </w:pPr>
-            <w:r>
-              <w:rPr>
-                <w:rFonts w:asciiTheme="minorHAnsi" w:hint="eastAsia"/>
-                <w:sz w:val="18"/>
-                <w:szCs w:val="18"/>
-              </w:rPr>
-              <w:t>상</w:t>
-            </w:r>
-          </w:p>
-        </w:tc>
-      </w:tr>
-      <w:tr>
-        <w:trPr>
-          <w:trHeight w:val="397"/>
-        </w:trPr>
-        <w:tc>
-          <w:tcPr>
-            <w:tcW w:w="1526" w:type="pct"/>
-            <w:tcBorders>
-              <w:top w:val="dotted" w:sz="2" w:space="0" w:color="000000" w:themeColor="text1"/>
-              <w:bottom w:val="dotted" w:sz="2" w:space="0" w:color="000000" w:themeColor="text1"/>
-              <w:right w:val="dotted" w:sz="2" w:space="0" w:color="000000" w:themeColor="text1"/>
-            </w:tcBorders>
-            <w:vAlign w:val="center"/>
-          </w:tcPr>
-          <w:p>
-            <w:pPr>
-              <w:jc w:val="center"/>
-              <w:rPr>
-                <w:rFonts w:asciiTheme="minorHAnsi"/>
-                <w:sz w:val="18"/>
-                <w:szCs w:val="18"/>
-              </w:rPr>
-            </w:pPr>
-            <w:r>
-              <w:rPr>
-                <w:rFonts w:asciiTheme="minorHAnsi"/>
-                <w:sz w:val="18"/>
-                <w:szCs w:val="18"/>
-              </w:rPr>
-              <w:t>Rust</w:t>
-            </w:r>
-          </w:p>
-        </w:tc>
-        <w:tc>
-          <w:tcPr>
-            <w:tcW w:w="974" w:type="pct"/>
-            <w:tcBorders>
-              <w:top w:val="dotted" w:sz="2" w:space="0" w:color="000000" w:themeColor="text1"/>
-              <w:left w:val="dotted" w:sz="2" w:space="0" w:color="000000" w:themeColor="text1"/>
-              <w:bottom w:val="dotted" w:sz="2" w:space="0" w:color="000000" w:themeColor="text1"/>
-              <w:right w:val="dotted" w:sz="2" w:space="0" w:color="000000" w:themeColor="text1"/>
-            </w:tcBorders>
-            <w:vAlign w:val="center"/>
-          </w:tcPr>
-          <w:p>
-            <w:pPr>
-              <w:jc w:val="center"/>
-              <w:rPr>
-                <w:rFonts w:asciiTheme="minorHAnsi"/>
-                <w:sz w:val="18"/>
-                <w:szCs w:val="18"/>
-              </w:rPr>
-            </w:pPr>
-            <w:r>
-              <w:rPr>
-                <w:rFonts w:asciiTheme="minorHAnsi" w:hint="eastAsia"/>
-                <w:sz w:val="18"/>
-                <w:szCs w:val="18"/>
-              </w:rPr>
-              <w:t>상</w:t>
-            </w:r>
-          </w:p>
-        </w:tc>
-        <w:tc>
-          <w:tcPr>
-            <w:tcW w:w="1498" w:type="pct"/>
-            <w:tcBorders>
-              <w:top w:val="dotted" w:sz="2" w:space="0" w:color="000000" w:themeColor="text1"/>
-              <w:left w:val="dotted" w:sz="2" w:space="0" w:color="000000" w:themeColor="text1"/>
-              <w:bottom w:val="dotted" w:sz="2" w:space="0" w:color="000000" w:themeColor="text1"/>
-              <w:right w:val="dotted" w:sz="2" w:space="0" w:color="000000" w:themeColor="text1"/>
-            </w:tcBorders>
-            <w:vAlign w:val="center"/>
-          </w:tcPr>
-          <w:p>
-            <w:pPr>
-              <w:jc w:val="center"/>
-              <w:rPr>
-                <w:rFonts w:asciiTheme="minorHAnsi"/>
-                <w:sz w:val="18"/>
-                <w:szCs w:val="18"/>
-              </w:rPr>
-            </w:pPr>
-            <w:r>
-              <w:rPr>
-                <w:rFonts w:asciiTheme="minorHAnsi"/>
-                <w:sz w:val="18"/>
-                <w:szCs w:val="18"/>
-              </w:rPr>
-              <w:t>OpenGL</w:t>
-            </w:r>
-          </w:p>
-        </w:tc>
-        <w:tc>
-          <w:tcPr>
-            <w:tcW w:w="1002" w:type="pct"/>
-            <w:tcBorders>
-              <w:top w:val="dotted" w:sz="2" w:space="0" w:color="000000" w:themeColor="text1"/>
-              <w:left w:val="dotted" w:sz="2" w:space="0" w:color="000000" w:themeColor="text1"/>
-              <w:bottom w:val="dotted" w:sz="2" w:space="0" w:color="000000" w:themeColor="text1"/>
-            </w:tcBorders>
-            <w:vAlign w:val="center"/>
-          </w:tcPr>
-          <w:p>
-            <w:pPr>
-              <w:jc w:val="center"/>
-              <w:rPr>
-                <w:rFonts w:asciiTheme="minorHAnsi"/>
-                <w:sz w:val="18"/>
-                <w:szCs w:val="18"/>
-              </w:rPr>
-            </w:pPr>
-            <w:r>
-              <w:rPr>
-                <w:rFonts w:asciiTheme="minorHAnsi" w:hint="eastAsia"/>
-                <w:sz w:val="18"/>
-                <w:szCs w:val="18"/>
-              </w:rPr>
-              <w:t>중</w:t>
-            </w:r>
-          </w:p>
-        </w:tc>
-      </w:tr>
-      <w:tr>
-        <w:trPr>
-          <w:trHeight w:val="397"/>
-        </w:trPr>
-        <w:tc>
-          <w:tcPr>
-            <w:tcW w:w="1526" w:type="pct"/>
-            <w:tcBorders>
-              <w:top w:val="dotted" w:sz="2" w:space="0" w:color="000000" w:themeColor="text1"/>
-              <w:bottom w:val="dotted" w:sz="2" w:space="0" w:color="000000" w:themeColor="text1"/>
-              <w:right w:val="dotted" w:sz="2" w:space="0" w:color="000000" w:themeColor="text1"/>
-            </w:tcBorders>
-            <w:vAlign w:val="center"/>
-          </w:tcPr>
-          <w:p>
-            <w:pPr>
-              <w:jc w:val="center"/>
-              <w:rPr>
-                <w:rFonts w:asciiTheme="minorHAnsi"/>
-                <w:sz w:val="18"/>
-                <w:szCs w:val="18"/>
-              </w:rPr>
-            </w:pPr>
-            <w:r>
-              <w:rPr>
-                <w:rFonts w:asciiTheme="minorHAnsi"/>
-                <w:sz w:val="18"/>
-                <w:szCs w:val="18"/>
-              </w:rPr>
-              <w:t>C++17</w:t>
-            </w:r>
-          </w:p>
-        </w:tc>
-        <w:tc>
-          <w:tcPr>
-            <w:tcW w:w="974" w:type="pct"/>
-            <w:tcBorders>
-              <w:top w:val="dotted" w:sz="2" w:space="0" w:color="000000" w:themeColor="text1"/>
-              <w:left w:val="dotted" w:sz="2" w:space="0" w:color="000000" w:themeColor="text1"/>
-              <w:bottom w:val="dotted" w:sz="2" w:space="0" w:color="000000" w:themeColor="text1"/>
-              <w:right w:val="dotted" w:sz="2" w:space="0" w:color="000000" w:themeColor="text1"/>
-            </w:tcBorders>
-            <w:vAlign w:val="center"/>
-          </w:tcPr>
-          <w:p>
-            <w:pPr>
-              <w:jc w:val="center"/>
-              <w:rPr>
-                <w:rFonts w:asciiTheme="minorHAnsi"/>
-                <w:sz w:val="18"/>
-                <w:szCs w:val="18"/>
-              </w:rPr>
-            </w:pPr>
-            <w:r>
-              <w:rPr>
-                <w:rFonts w:asciiTheme="minorHAnsi" w:hint="eastAsia"/>
-                <w:sz w:val="18"/>
-                <w:szCs w:val="18"/>
-              </w:rPr>
-              <w:t>중</w:t>
-            </w:r>
-          </w:p>
-        </w:tc>
-        <w:tc>
-          <w:tcPr>
-            <w:tcW w:w="1498" w:type="pct"/>
-            <w:tcBorders>
-              <w:top w:val="dotted" w:sz="2" w:space="0" w:color="000000" w:themeColor="text1"/>
-              <w:left w:val="dotted" w:sz="2" w:space="0" w:color="000000" w:themeColor="text1"/>
-              <w:bottom w:val="dotted" w:sz="2" w:space="0" w:color="000000" w:themeColor="text1"/>
-              <w:right w:val="dotted" w:sz="2" w:space="0" w:color="000000" w:themeColor="text1"/>
-            </w:tcBorders>
-            <w:vAlign w:val="center"/>
-          </w:tcPr>
-          <w:p>
-            <w:pPr>
-              <w:jc w:val="center"/>
-              <w:rPr>
-                <w:rFonts w:asciiTheme="minorHAnsi"/>
-                <w:sz w:val="18"/>
-                <w:szCs w:val="18"/>
-              </w:rPr>
-            </w:pPr>
-            <w:r>
-              <w:rPr>
-                <w:rFonts w:asciiTheme="minorHAnsi"/>
-                <w:sz w:val="18"/>
-                <w:szCs w:val="18"/>
-              </w:rPr>
-              <w:t>Vulkan</w:t>
-            </w:r>
-          </w:p>
-        </w:tc>
-        <w:tc>
-          <w:tcPr>
-            <w:tcW w:w="1002" w:type="pct"/>
-            <w:tcBorders>
-              <w:top w:val="dotted" w:sz="2" w:space="0" w:color="000000" w:themeColor="text1"/>
-              <w:left w:val="dotted" w:sz="2" w:space="0" w:color="000000" w:themeColor="text1"/>
-              <w:bottom w:val="dotted" w:sz="2" w:space="0" w:color="000000" w:themeColor="text1"/>
-            </w:tcBorders>
-            <w:vAlign w:val="center"/>
-          </w:tcPr>
-          <w:p>
-            <w:pPr>
-              <w:jc w:val="center"/>
-              <w:rPr>
-                <w:rFonts w:asciiTheme="minorHAnsi"/>
-                <w:sz w:val="18"/>
-                <w:szCs w:val="18"/>
-              </w:rPr>
-            </w:pPr>
-            <w:r>
-              <w:rPr>
-                <w:rFonts w:asciiTheme="minorHAnsi" w:hint="eastAsia"/>
-                <w:sz w:val="18"/>
-                <w:szCs w:val="18"/>
-              </w:rPr>
-              <w:t>중</w:t>
-            </w:r>
-          </w:p>
-        </w:tc>
-      </w:tr>
-    </w:tbl>
-    <w:p>
-      <w:pPr>
-        <w:spacing w:after="0"/>
         <w:jc w:val="left"/>
         <w:rPr>
           <w:sz w:val="18"/>
@@ -3441,6 +2760,138 @@
         <w:spacing w:after="0"/>
         <w:jc w:val="left"/>
       </w:pPr>
+    </w:p>
+    <w:p>
+      <w:pPr>
+        <w:spacing w:after="0"/>
+      </w:pPr>
+    </w:p>
+    <w:p>
+      <w:pPr>
+        <w:spacing w:after="0"/>
+        <w:jc w:val="center"/>
+      </w:pPr>
+    </w:p>
+    <w:p>
+      <w:pPr>
+        <w:spacing w:after="0"/>
+        <w:jc w:val="center"/>
+        <w:rPr>
+          <w:sz w:val="22"/>
+          <w:szCs w:val="28"/>
+        </w:rPr>
+      </w:pPr>
+      <w:r>
+        <w:rPr>
+          <w:rFonts w:hint="eastAsia"/>
+          <w:sz w:val="22"/>
+          <w:szCs w:val="28"/>
+        </w:rPr>
+        <w:t xml:space="preserve">위에 기재한 </w:t>
+      </w:r>
+      <w:r>
+        <w:rPr>
+          <w:rFonts w:hint="eastAsia"/>
+          <w:sz w:val="22"/>
+          <w:szCs w:val="28"/>
+        </w:rPr>
+        <w:t>내용</w:t>
+      </w:r>
+      <w:r>
+        <w:rPr>
+          <w:rFonts w:hint="eastAsia"/>
+          <w:sz w:val="22"/>
+          <w:szCs w:val="28"/>
+        </w:rPr>
+        <w:t xml:space="preserve">은 사실과 </w:t>
+      </w:r>
+      <w:r>
+        <w:rPr>
+          <w:rFonts w:hint="eastAsia"/>
+          <w:sz w:val="22"/>
+          <w:szCs w:val="28"/>
+        </w:rPr>
+        <w:t>다름</w:t>
+      </w:r>
+      <w:r>
+        <w:rPr>
+          <w:rFonts w:hint="eastAsia"/>
+          <w:sz w:val="22"/>
+          <w:szCs w:val="28"/>
+        </w:rPr>
+        <w:t>이 없습니다.</w:t>
+      </w:r>
+    </w:p>
+    <w:p>
+      <w:pPr>
+        <w:spacing w:after="0"/>
+        <w:rPr>
+          <w:rFonts w:hint="eastAsia"/>
+        </w:rPr>
+      </w:pPr>
+    </w:p>
+    <w:p>
+      <w:pPr>
+        <w:spacing w:after="0" w:line="360" w:lineRule="auto"/>
+        <w:jc w:val="center"/>
+      </w:pPr>
+      <w:r>
+        <w:rPr>
+          <w:rFonts w:hint="eastAsia"/>
+        </w:rPr>
+        <w:t>2025년 11월 14일</w:t>
+      </w:r>
+    </w:p>
+    <w:p>
+      <w:pPr>
+        <w:spacing w:after="0" w:line="360" w:lineRule="auto"/>
+        <w:jc w:val="center"/>
+        <w:rPr>
+          <w:rFonts w:hint="eastAsia"/>
+        </w:rPr>
+      </w:pPr>
+      <w:r>
+        <w:rPr>
+          <w:rFonts w:hint="eastAsia"/>
+        </w:rPr>
+        <w:t xml:space="preserve">작성자: </w:t>
+      </w:r>
+      <w:r>
+        <w:rPr>
+          <w:rFonts w:hint="eastAsia"/>
+        </w:rPr>
+        <w:t xml:space="preserve"> </w:t>
+      </w:r>
+      <w:r>
+        <w:rPr>
+          <w:rFonts w:hint="eastAsia"/>
+        </w:rPr>
+        <w:t>이</w:t>
+      </w:r>
+      <w:r>
+        <w:rPr>
+          <w:rFonts w:hint="eastAsia"/>
+        </w:rPr>
+        <w:t xml:space="preserve"> </w:t>
+      </w:r>
+      <w:r>
+        <w:rPr>
+          <w:rFonts w:hint="eastAsia"/>
+        </w:rPr>
+        <w:t>종</w:t>
+      </w:r>
+      <w:r>
+        <w:rPr>
+          <w:rFonts w:hint="eastAsia"/>
+        </w:rPr>
+        <w:t xml:space="preserve"> </w:t>
+      </w:r>
+      <w:r>
+        <w:rPr>
+          <w:rFonts w:hint="eastAsia"/>
+        </w:rPr>
+        <w:t>민</w:t>
+      </w:r>
     </w:p>
     <w:p>
       <w:pPr>
@@ -5619,6 +5070,27 @@
       <w:bCs/>
     </w:rPr>
   </w:style>
+  <w:style w:type="paragraph" w:styleId="ad">
+    <w:name w:val="Date"/>
+    <w:basedOn w:val="a"/>
+    <w:next w:val="a"/>
+    <w:link w:val="Char2"/>
+    <w:uiPriority w:val="99"/>
+    <w:semiHidden/>
+    <w:unhideWhenUsed/>
+    <w:rsid w:val="00506399"/>
+  </w:style>
+  <w:style w:type="character" w:customStyle="1" w:styleId="Char2">
+    <w:name w:val="날짜 Char"/>
+    <w:basedOn w:val="a0"/>
+    <w:link w:val="ad"/>
+    <w:uiPriority w:val="99"/>
+    <w:semiHidden/>
+    <w:rsid w:val="00506399"/>
+    <w:rPr>
+      <w:szCs w:val="22"/>
+    </w:rPr>
+  </w:style>
 </w:styles>
 </file>
 
